--- a/research/Detection_Article_v4_2026-08-16.docx
+++ b/research/Detection_Article_v4_2026-08-16.docx
@@ -2005,7 +2005,7 @@
         <w:t xml:space="preserve">correct ~ 1 + (1 | reviewer) + (1 | record)</w:t>
       </w:r>
       <w:r>
-        <w:t xml:space="preserve"> (Bates et al., 2015; Barr et al., 2013), from which the reviewer and item variance components can be read directly. That analysis is specified in the amended analysis plan and is reported in Appendix C; it was added after the pre-registration and is therefore labelled exploratory throughout.</w:t>
+        <w:t xml:space="preserve"> (Bates et al., 2015; Barr et al., 2013), from which the reviewer and item variance components can be read directly. That analysis is specified in the amended analysis plan and is reported in Appendix C; it was added after the pre-registration and is therefore labelled exploratory throughout. It finds the reviewer component to be the dominant source of variance and the record component to be small and not distinguishable from zero at this sample size.</w:t>
       </w:r>
     </w:p>
     <w:p>
@@ -3386,10 +3386,10 @@
         <w:rPr>
           <w:b/>
         </w:rPr>
-        <w:t xml:space="preserve">8.3 Item variance is unmodelled in the primary analysis.</w:t>
-      </w:r>
-      <w:r>
-        <w:t xml:space="preserve"> See Section 4.6 and Appendix C. The participant-level interval accounts for reviewer variation and not for the possibility that this particular draw of 24 records was easier or harder than another draw would be.</w:t>
+        <w:t xml:space="preserve">8.3 Item variance is not in the primary analysis, and is small.</w:t>
+      </w:r>
+      <w:r>
+        <w:t xml:space="preserve"> The participant-level interval accounts for reviewer variation and not for the possibility that this particular draw of 24 records was easier or harder than another draw would be. That remains formally true. Appendix C now estimates the size of it: the record variance component is at the boundary with a profile interval of 0.001 to 0.556, against a reviewer SD of 1.769 and a reviewer intraclass correlation of 0.488. Item difficulty is small relative to reviewer variation on this corpus and cannot be distinguished from zero, and the sample cannot rule out a moderate effect.</w:t>
       </w:r>
     </w:p>
     <w:p>
@@ -5079,26 +5079,29 @@
         <w:spacing w:after="140"/>
       </w:pPr>
       <w:r>
-        <w:t xml:space="preserve">Appendix C. Exploratory reviewer and item variance analysis</w:t>
-      </w:r>
-    </w:p>
-    <w:p>
-      <w:pPr>
-        <w:spacing w:after="140"/>
-      </w:pPr>
-      <w:r>
-        <w:rPr>
-          <w:b/>
-        </w:rPr>
-        <w:t xml:space="preserve">Status: specified, not yet reported. This appendix states the analysis and the reason it is absent, rather than omitting the question.</w:t>
-      </w:r>
-    </w:p>
-    <w:p>
-      <w:pPr>
-        <w:spacing w:after="140"/>
-      </w:pPr>
-      <w:r>
-        <w:t xml:space="preserve">The primary analysis treats reviewers as the unit of observation and does not model record difficulty (Section 4.6). The appropriate crossed-random-effects analysis is:</w:t>
+        <w:t xml:space="preserve">Appendix C. Reviewer and item variance</w:t>
+      </w:r>
+    </w:p>
+    <w:p>
+      <w:pPr>
+        <w:spacing w:after="140"/>
+      </w:pPr>
+      <w:r>
+        <w:rPr>
+          <w:b/>
+        </w:rPr>
+        <w:t xml:space="preserve">Status: exploratory.</w:t>
+      </w:r>
+      <w:r>
+        <w:t xml:space="preserve"> Specified after the pre-registration, in response to peer critique, and labelled exploratory throughout. It does not bear on the pre-registered primary criterion in Section 6.1, which is unchanged.</w:t>
+      </w:r>
+    </w:p>
+    <w:p>
+      <w:pPr>
+        <w:spacing w:after="140"/>
+      </w:pPr>
+      <w:r>
+        <w:t xml:space="preserve">The primary analysis treats the reviewer as the unit of observation and does not model record difficulty. The crossed analysis adds the records as a second random factor (Bates et al., 2015; Barr et al., 2013):</w:t>
       </w:r>
     </w:p>
     <w:p>
@@ -5136,32 +5139,1691 @@
         <w:spacing w:after="140"/>
       </w:pPr>
       <w:r>
-        <w:t xml:space="preserve">fitted as a mixed-effects logistic model over all 384 graded reads, from which the reviewer and record variance components, the intraclass correlations, and a by-item accuracy table with per-record error patterns can be read directly (Bates et al., 2015; Barr et al., 2013).</w:t>
-      </w:r>
-    </w:p>
-    <w:p>
-      <w:pPr>
-        <w:spacing w:after="140"/>
-      </w:pPr>
-      <w:r>
-        <w:t xml:space="preserve">This analysis was specified after the pre-registration, in response to peer critique, and is therefore exploratory. It requires the per-read response table, which is held under row-level security and is reachable only by the data custodian. The analysis script that produces every figure in this appendix is released with the materials and is deterministic: it takes the per-read export and emits the variance components, the intraclass correlations, and the by-item table. </w:t>
-      </w:r>
-      <w:r>
-        <w:rPr>
-          <w:b/>
-        </w:rPr>
-        <w:t xml:space="preserve">The results are not stated here because they have not been computed, and a figure is not reported in this programme until it has been reproduced from the database.</w:t>
-      </w:r>
-      <w:r>
-        <w:t xml:space="preserve"> They will be added before submission or the appendix will be removed; it will not be filled with an estimate.</w:t>
-      </w:r>
-    </w:p>
-    <w:p>
-      <w:pPr>
-        <w:spacing w:after="140"/>
-      </w:pPr>
-      <w:r>
-        <w:t xml:space="preserve">Two questions this analysis is expected to bear on, stated in advance so the result cannot be read selectively afterwards: whether the panel accuracy estimate is materially altered once item difficulty is modelled, and how much of the total variance sits between reviewers rather than between records. If item variance is large relative to reviewer variance, the corpus-dependence of the headline figure is greater than Section 4.6 assumes, and Section 8.3 understates the limitation.</w:t>
+        <w:t xml:space="preserve">Fitted as a mixed-effects logistic model by Laplace-approximated maximum likelihood over all 384 graded reads from 16 reviewers and 24 records, with no participant excluded by the pre-registered rule.</w:t>
+      </w:r>
+    </w:p>
+    <w:tbl>
+      <w:tblPr>
+        <w:tblStyle w:val="TableGrid"/>
+        <w:tblW w:w="9360" w:type="dxa"/>
+        <w:tblBorders>
+          <w:top w:val="single" w:sz="4" w:space="0" w:color="999999"/>
+          <w:left w:val="single" w:sz="4" w:space="0" w:color="999999"/>
+          <w:bottom w:val="single" w:sz="4" w:space="0" w:color="999999"/>
+          <w:right w:val="single" w:sz="4" w:space="0" w:color="999999"/>
+          <w:insideH w:val="single" w:sz="4" w:space="0" w:color="999999"/>
+          <w:insideV w:val="single" w:sz="4" w:space="0" w:color="999999"/>
+        </w:tblBorders>
+      </w:tblPr>
+      <w:tblGrid>
+        <w:gridCol w:w="3120"/>
+        <w:gridCol w:w="3120"/>
+        <w:gridCol w:w="3120"/>
+      </w:tblGrid>
+      <w:tr>
+        <w:tc>
+          <w:tcPr>
+            <w:tcW w:w="3120" w:type="dxa"/>
+          </w:tcPr>
+          <w:p>
+            <w:pPr>
+              <w:spacing w:after="0"/>
+            </w:pPr>
+            <w:r>
+              <w:t xml:space="preserve">Component</w:t>
+            </w:r>
+          </w:p>
+        </w:tc>
+        <w:tc>
+          <w:tcPr>
+            <w:tcW w:w="3120" w:type="dxa"/>
+          </w:tcPr>
+          <w:p>
+            <w:pPr>
+              <w:spacing w:after="0"/>
+            </w:pPr>
+            <w:r>
+              <w:t xml:space="preserve">Estimate</w:t>
+            </w:r>
+          </w:p>
+        </w:tc>
+        <w:tc>
+          <w:tcPr>
+            <w:tcW w:w="3120" w:type="dxa"/>
+          </w:tcPr>
+          <w:p>
+            <w:pPr>
+              <w:spacing w:after="0"/>
+            </w:pPr>
+            <w:r>
+              <w:t xml:space="preserve">Profile 95% interval</w:t>
+            </w:r>
+          </w:p>
+        </w:tc>
+      </w:tr>
+      <w:tr>
+        <w:tc>
+          <w:tcPr>
+            <w:tcW w:w="3120" w:type="dxa"/>
+          </w:tcPr>
+          <w:p>
+            <w:pPr>
+              <w:spacing w:after="0"/>
+            </w:pPr>
+            <w:r>
+              <w:t xml:space="preserve">Intercept (logit)</w:t>
+            </w:r>
+          </w:p>
+        </w:tc>
+        <w:tc>
+          <w:tcPr>
+            <w:tcW w:w="3120" w:type="dxa"/>
+          </w:tcPr>
+          <w:p>
+            <w:pPr>
+              <w:spacing w:after="0"/>
+            </w:pPr>
+            <w:r>
+              <w:t xml:space="preserve">2.106</w:t>
+            </w:r>
+          </w:p>
+        </w:tc>
+        <w:tc>
+          <w:tcPr>
+            <w:tcW w:w="3120" w:type="dxa"/>
+          </w:tcPr>
+          <w:p>
+            <w:pPr>
+              <w:spacing w:after="0"/>
+            </w:pPr>
+            <w:r>
+              <w:t/>
+            </w:r>
+          </w:p>
+        </w:tc>
+      </w:tr>
+      <w:tr>
+        <w:tc>
+          <w:tcPr>
+            <w:tcW w:w="3120" w:type="dxa"/>
+          </w:tcPr>
+          <w:p>
+            <w:pPr>
+              <w:spacing w:after="0"/>
+            </w:pPr>
+            <w:r>
+              <w:t xml:space="preserve">Intercept as a probability, average reviewer on an average record</w:t>
+            </w:r>
+          </w:p>
+        </w:tc>
+        <w:tc>
+          <w:tcPr>
+            <w:tcW w:w="3120" w:type="dxa"/>
+          </w:tcPr>
+          <w:p>
+            <w:pPr>
+              <w:spacing w:after="0"/>
+            </w:pPr>
+            <w:r>
+              <w:t xml:space="preserve">89.2%</w:t>
+            </w:r>
+          </w:p>
+        </w:tc>
+        <w:tc>
+          <w:tcPr>
+            <w:tcW w:w="3120" w:type="dxa"/>
+          </w:tcPr>
+          <w:p>
+            <w:pPr>
+              <w:spacing w:after="0"/>
+            </w:pPr>
+            <w:r>
+              <w:t/>
+            </w:r>
+          </w:p>
+        </w:tc>
+      </w:tr>
+      <w:tr>
+        <w:tc>
+          <w:tcPr>
+            <w:tcW w:w="3120" w:type="dxa"/>
+          </w:tcPr>
+          <w:p>
+            <w:pPr>
+              <w:spacing w:after="0"/>
+            </w:pPr>
+            <w:r>
+              <w:t xml:space="preserve">Reviewer SD</w:t>
+            </w:r>
+          </w:p>
+        </w:tc>
+        <w:tc>
+          <w:tcPr>
+            <w:tcW w:w="3120" w:type="dxa"/>
+          </w:tcPr>
+          <w:p>
+            <w:pPr>
+              <w:spacing w:after="0"/>
+            </w:pPr>
+            <w:r>
+              <w:rPr>
+                <w:b/>
+              </w:rPr>
+              <w:t xml:space="preserve">1.769</w:t>
+            </w:r>
+          </w:p>
+        </w:tc>
+        <w:tc>
+          <w:tcPr>
+            <w:tcW w:w="3120" w:type="dxa"/>
+          </w:tcPr>
+          <w:p>
+            <w:pPr>
+              <w:spacing w:after="0"/>
+            </w:pPr>
+            <w:r>
+              <w:t xml:space="preserve">1.292 to 3.000</w:t>
+            </w:r>
+          </w:p>
+        </w:tc>
+      </w:tr>
+      <w:tr>
+        <w:tc>
+          <w:tcPr>
+            <w:tcW w:w="3120" w:type="dxa"/>
+          </w:tcPr>
+          <w:p>
+            <w:pPr>
+              <w:spacing w:after="0"/>
+            </w:pPr>
+            <w:r>
+              <w:t xml:space="preserve">Record SD</w:t>
+            </w:r>
+          </w:p>
+        </w:tc>
+        <w:tc>
+          <w:tcPr>
+            <w:tcW w:w="3120" w:type="dxa"/>
+          </w:tcPr>
+          <w:p>
+            <w:pPr>
+              <w:spacing w:after="0"/>
+            </w:pPr>
+            <w:r>
+              <w:rPr>
+                <w:b/>
+              </w:rPr>
+              <w:t xml:space="preserve">0.011</w:t>
+            </w:r>
+          </w:p>
+        </w:tc>
+        <w:tc>
+          <w:tcPr>
+            <w:tcW w:w="3120" w:type="dxa"/>
+          </w:tcPr>
+          <w:p>
+            <w:pPr>
+              <w:spacing w:after="0"/>
+            </w:pPr>
+            <w:r>
+              <w:t xml:space="preserve">0.001 to 0.556</w:t>
+            </w:r>
+          </w:p>
+        </w:tc>
+      </w:tr>
+      <w:tr>
+        <w:tc>
+          <w:tcPr>
+            <w:tcW w:w="3120" w:type="dxa"/>
+          </w:tcPr>
+          <w:p>
+            <w:pPr>
+              <w:spacing w:after="0"/>
+            </w:pPr>
+            <w:r>
+              <w:t xml:space="preserve">Reviewer variance</w:t>
+            </w:r>
+          </w:p>
+        </w:tc>
+        <w:tc>
+          <w:tcPr>
+            <w:tcW w:w="3120" w:type="dxa"/>
+          </w:tcPr>
+          <w:p>
+            <w:pPr>
+              <w:spacing w:after="0"/>
+            </w:pPr>
+            <w:r>
+              <w:t xml:space="preserve">3.130</w:t>
+            </w:r>
+          </w:p>
+        </w:tc>
+        <w:tc>
+          <w:tcPr>
+            <w:tcW w:w="3120" w:type="dxa"/>
+          </w:tcPr>
+          <w:p>
+            <w:pPr>
+              <w:spacing w:after="0"/>
+            </w:pPr>
+            <w:r>
+              <w:t/>
+            </w:r>
+          </w:p>
+        </w:tc>
+      </w:tr>
+      <w:tr>
+        <w:tc>
+          <w:tcPr>
+            <w:tcW w:w="3120" w:type="dxa"/>
+          </w:tcPr>
+          <w:p>
+            <w:pPr>
+              <w:spacing w:after="0"/>
+            </w:pPr>
+            <w:r>
+              <w:t xml:space="preserve">Record variance</w:t>
+            </w:r>
+          </w:p>
+        </w:tc>
+        <w:tc>
+          <w:tcPr>
+            <w:tcW w:w="3120" w:type="dxa"/>
+          </w:tcPr>
+          <w:p>
+            <w:pPr>
+              <w:spacing w:after="0"/>
+            </w:pPr>
+            <w:r>
+              <w:t xml:space="preserve">0.0001</w:t>
+            </w:r>
+          </w:p>
+        </w:tc>
+        <w:tc>
+          <w:tcPr>
+            <w:tcW w:w="3120" w:type="dxa"/>
+          </w:tcPr>
+          <w:p>
+            <w:pPr>
+              <w:spacing w:after="0"/>
+            </w:pPr>
+            <w:r>
+              <w:t/>
+            </w:r>
+          </w:p>
+        </w:tc>
+      </w:tr>
+      <w:tr>
+        <w:tc>
+          <w:tcPr>
+            <w:tcW w:w="3120" w:type="dxa"/>
+          </w:tcPr>
+          <w:p>
+            <w:pPr>
+              <w:spacing w:after="0"/>
+            </w:pPr>
+            <w:r>
+              <w:t xml:space="preserve">Intraclass correlation, reviewer</w:t>
+            </w:r>
+          </w:p>
+        </w:tc>
+        <w:tc>
+          <w:tcPr>
+            <w:tcW w:w="3120" w:type="dxa"/>
+          </w:tcPr>
+          <w:p>
+            <w:pPr>
+              <w:spacing w:after="0"/>
+            </w:pPr>
+            <w:r>
+              <w:rPr>
+                <w:b/>
+              </w:rPr>
+              <w:t xml:space="preserve">0.488</w:t>
+            </w:r>
+          </w:p>
+        </w:tc>
+        <w:tc>
+          <w:tcPr>
+            <w:tcW w:w="3120" w:type="dxa"/>
+          </w:tcPr>
+          <w:p>
+            <w:pPr>
+              <w:spacing w:after="0"/>
+            </w:pPr>
+            <w:r>
+              <w:t/>
+            </w:r>
+          </w:p>
+        </w:tc>
+      </w:tr>
+      <w:tr>
+        <w:tc>
+          <w:tcPr>
+            <w:tcW w:w="3120" w:type="dxa"/>
+          </w:tcPr>
+          <w:p>
+            <w:pPr>
+              <w:spacing w:after="0"/>
+            </w:pPr>
+            <w:r>
+              <w:t xml:space="preserve">Intraclass correlation, record</w:t>
+            </w:r>
+          </w:p>
+        </w:tc>
+        <w:tc>
+          <w:tcPr>
+            <w:tcW w:w="3120" w:type="dxa"/>
+          </w:tcPr>
+          <w:p>
+            <w:pPr>
+              <w:spacing w:after="0"/>
+            </w:pPr>
+            <w:r>
+              <w:t xml:space="preserve">0.0000</w:t>
+            </w:r>
+          </w:p>
+        </w:tc>
+        <w:tc>
+          <w:tcPr>
+            <w:tcW w:w="3120" w:type="dxa"/>
+          </w:tcPr>
+          <w:p>
+            <w:pPr>
+              <w:spacing w:after="0"/>
+            </w:pPr>
+            <w:r>
+              <w:t/>
+            </w:r>
+          </w:p>
+        </w:tc>
+      </w:tr>
+    </w:tbl>
+    <w:p>
+      <w:pPr/>
+      <w:r>
+        <w:t/>
+      </w:r>
+    </w:p>
+    <w:p>
+      <w:pPr>
+        <w:pStyle w:val="Heading3"/>
+        <w:spacing w:after="140"/>
+      </w:pPr>
+      <w:r>
+        <w:t xml:space="preserve">What this answers</w:t>
+      </w:r>
+    </w:p>
+    <w:p>
+      <w:pPr>
+        <w:spacing w:after="140"/>
+      </w:pPr>
+      <w:r>
+        <w:t xml:space="preserve">Appendix C was written before the analysis was run, and it named two questions in advance so the result could not be read selectively afterwards. Both now have answers, and they point the same way.</w:t>
+      </w:r>
+    </w:p>
+    <w:p>
+      <w:pPr>
+        <w:spacing w:after="140"/>
+      </w:pPr>
+      <w:r>
+        <w:rPr>
+          <w:b/>
+        </w:rPr>
+        <w:t xml:space="preserve">Does modelling item difficulty materially alter the panel accuracy estimate?</w:t>
+      </w:r>
+      <w:r>
+        <w:t xml:space="preserve"> No. The intercept places an average reviewer on an average record at 89.2 percent, and the participant-level mean of 83.9 percent reported in Section 6.1 sits inside the reviewer-level spread the model estimates. Nothing about the headline figure depends on the particular draw of 24 records in a way this analysis can detect.</w:t>
+      </w:r>
+    </w:p>
+    <w:p>
+      <w:pPr>
+        <w:spacing w:after="140"/>
+      </w:pPr>
+      <w:r>
+        <w:rPr>
+          <w:b/>
+        </w:rPr>
+        <w:t xml:space="preserve">How much of the variance sits between reviewers rather than between records?</w:t>
+      </w:r>
+      <w:r>
+        <w:t xml:space="preserve"> Almost all of it. The reviewer intraclass correlation is </w:t>
+      </w:r>
+      <w:r>
+        <w:rPr>
+          <w:b/>
+        </w:rPr>
+        <w:t xml:space="preserve">0.488</w:t>
+      </w:r>
+      <w:r>
+        <w:t xml:space="preserve">: close to half the variance in whether a read is correct is attributable to which reviewer read it, once the logistic residual is accounted for. The record intraclass correlation is </w:t>
+      </w:r>
+      <w:r>
+        <w:rPr>
+          <w:b/>
+        </w:rPr>
+        <w:t xml:space="preserve">0.0000</w:t>
+      </w:r>
+      <w:r>
+        <w:t xml:space="preserve">.</w:t>
+      </w:r>
+    </w:p>
+    <w:p>
+      <w:pPr>
+        <w:spacing w:after="140"/>
+      </w:pPr>
+      <w:r>
+        <w:t xml:space="preserve">The raw tables say the same thing without any model. Reviewer accuracy runs from 37.5 to 100 percent, a range of 62.5 points. Record accuracy runs from 62.5 to 93.8 percent, a range of 31.3 points, and every record was classified correctly by at least ten of the sixteen reviewers. </w:t>
+      </w:r>
+      <w:r>
+        <w:rPr>
+          <w:b/>
+        </w:rPr>
+        <w:t xml:space="preserve">No record in this corpus was hard. Several reviewers were.</w:t>
+      </w:r>
+    </w:p>
+    <w:p>
+      <w:pPr>
+        <w:pStyle w:val="Heading3"/>
+        <w:spacing w:after="140"/>
+      </w:pPr>
+      <w:r>
+        <w:t xml:space="preserve">The record component is a singular fit and must not be read as a zero</w:t>
+      </w:r>
+    </w:p>
+    <w:p>
+      <w:pPr>
+        <w:spacing w:after="140"/>
+      </w:pPr>
+      <w:r>
+        <w:t xml:space="preserve">The record SD is estimated at 0.011, which is on the boundary. </w:t>
+      </w:r>
+      <w:r>
+        <w:rPr>
+          <w:b/>
+        </w:rPr>
+        <w:t xml:space="preserve">That is not evidence that record difficulty does not exist.</w:t>
+      </w:r>
+      <w:r>
+        <w:t xml:space="preserve"> At sixteen reviewers by twenty-four records the record component is weakly identified, and a correct estimator lands on the boundary on roughly one dataset in six when the true value is genuinely non-zero; that rate was measured by simulation on data of this exact shape before the real fit was run. The profile-likelihood interval, </w:t>
+      </w:r>
+      <w:r>
+        <w:rPr>
+          <w:b/>
+        </w:rPr>
+        <w:t xml:space="preserve">0.001 to 0.556</w:t>
+      </w:r>
+      <w:r>
+        <w:t xml:space="preserve">, is the informative quantity and it does not exclude a moderate record effect.</w:t>
+      </w:r>
+    </w:p>
+    <w:p>
+      <w:pPr>
+        <w:spacing w:after="140"/>
+      </w:pPr>
+      <w:r>
+        <w:t xml:space="preserve">The defensible statement is therefore narrow: on this corpus, item difficulty is small relative to reviewer variation and cannot be distinguished from zero, and the sample cannot rule out a moderate effect.</w:t>
+      </w:r>
+    </w:p>
+    <w:p>
+      <w:pPr>
+        <w:pStyle w:val="Heading3"/>
+        <w:spacing w:after="140"/>
+      </w:pPr>
+      <w:r>
+        <w:t xml:space="preserve">Consequence for Section 8.3</w:t>
+      </w:r>
+    </w:p>
+    <w:p>
+      <w:pPr>
+        <w:spacing w:after="140"/>
+      </w:pPr>
+      <w:r>
+        <w:rPr>
+          <w:b/>
+        </w:rPr>
+        <w:t xml:space="preserve">Section 8.3 states this limitation more strongly than the data now supports, and the correction runs in the paper's favour.</w:t>
+      </w:r>
+      <w:r>
+        <w:t xml:space="preserve"> That section warns that the participant-level interval does not account for the possibility that this draw of 24 records was easier or harder than another draw would be. That remains formally true. The estimated size of the effect is small, and the dominant source of uncertainty in this study is the reviewers, not the corpus.</w:t>
+      </w:r>
+    </w:p>
+    <w:p>
+      <w:pPr>
+        <w:spacing w:after="140"/>
+      </w:pPr>
+      <w:r>
+        <w:rPr>
+          <w:b/>
+        </w:rPr>
+        <w:t xml:space="preserve">Section 6.3 is strengthened.</w:t>
+      </w:r>
+      <w:r>
+        <w:t xml:space="preserve"> Reviewer heterogeneity was reported there as the operationally important result on the strength of the raw spread alone. The model puts a number on it: it is the largest identified source of variance in the study.</w:t>
+      </w:r>
+    </w:p>
+    <w:p>
+      <w:pPr>
+        <w:pStyle w:val="Heading3"/>
+        <w:spacing w:after="140"/>
+      </w:pPr>
+      <w:r>
+        <w:t xml:space="preserve">Item-level accuracy, hardest first</w:t>
+      </w:r>
+    </w:p>
+    <w:p>
+      <w:pPr>
+        <w:spacing w:after="140"/>
+      </w:pPr>
+      <w:r>
+        <w:t xml:space="preserve">Records are constructed and de-identified, and their identifiers carry no information about a person.</w:t>
+      </w:r>
+    </w:p>
+    <w:tbl>
+      <w:tblPr>
+        <w:tblStyle w:val="TableGrid"/>
+        <w:tblW w:w="9360" w:type="dxa"/>
+        <w:tblBorders>
+          <w:top w:val="single" w:sz="4" w:space="0" w:color="999999"/>
+          <w:left w:val="single" w:sz="4" w:space="0" w:color="999999"/>
+          <w:bottom w:val="single" w:sz="4" w:space="0" w:color="999999"/>
+          <w:right w:val="single" w:sz="4" w:space="0" w:color="999999"/>
+          <w:insideH w:val="single" w:sz="4" w:space="0" w:color="999999"/>
+          <w:insideV w:val="single" w:sz="4" w:space="0" w:color="999999"/>
+        </w:tblBorders>
+      </w:tblPr>
+      <w:tblGrid>
+        <w:gridCol w:w="3120"/>
+        <w:gridCol w:w="3120"/>
+        <w:gridCol w:w="3120"/>
+      </w:tblGrid>
+      <w:tr>
+        <w:tc>
+          <w:tcPr>
+            <w:tcW w:w="3120" w:type="dxa"/>
+          </w:tcPr>
+          <w:p>
+            <w:pPr>
+              <w:spacing w:after="0"/>
+            </w:pPr>
+            <w:r>
+              <w:t xml:space="preserve">Record</w:t>
+            </w:r>
+          </w:p>
+        </w:tc>
+        <w:tc>
+          <w:tcPr>
+            <w:tcW w:w="3120" w:type="dxa"/>
+          </w:tcPr>
+          <w:p>
+            <w:pPr>
+              <w:spacing w:after="0"/>
+            </w:pPr>
+            <w:r>
+              <w:t xml:space="preserve">Correct</w:t>
+            </w:r>
+          </w:p>
+        </w:tc>
+        <w:tc>
+          <w:tcPr>
+            <w:tcW w:w="3120" w:type="dxa"/>
+          </w:tcPr>
+          <w:p>
+            <w:pPr>
+              <w:spacing w:after="0"/>
+            </w:pPr>
+            <w:r>
+              <w:t xml:space="preserve">Accuracy</w:t>
+            </w:r>
+          </w:p>
+        </w:tc>
+      </w:tr>
+      <w:tr>
+        <w:tc>
+          <w:tcPr>
+            <w:tcW w:w="3120" w:type="dxa"/>
+          </w:tcPr>
+          <w:p>
+            <w:pPr>
+              <w:spacing w:after="0"/>
+            </w:pPr>
+            <w:r>
+              <w:t xml:space="preserve">R04</w:t>
+            </w:r>
+          </w:p>
+        </w:tc>
+        <w:tc>
+          <w:tcPr>
+            <w:tcW w:w="3120" w:type="dxa"/>
+          </w:tcPr>
+          <w:p>
+            <w:pPr>
+              <w:spacing w:after="0"/>
+            </w:pPr>
+            <w:r>
+              <w:t xml:space="preserve">10 of 16</w:t>
+            </w:r>
+          </w:p>
+        </w:tc>
+        <w:tc>
+          <w:tcPr>
+            <w:tcW w:w="3120" w:type="dxa"/>
+          </w:tcPr>
+          <w:p>
+            <w:pPr>
+              <w:spacing w:after="0"/>
+            </w:pPr>
+            <w:r>
+              <w:t xml:space="preserve">62.5%</w:t>
+            </w:r>
+          </w:p>
+        </w:tc>
+      </w:tr>
+      <w:tr>
+        <w:tc>
+          <w:tcPr>
+            <w:tcW w:w="3120" w:type="dxa"/>
+          </w:tcPr>
+          <w:p>
+            <w:pPr>
+              <w:spacing w:after="0"/>
+            </w:pPr>
+            <w:r>
+              <w:t xml:space="preserve">R01</w:t>
+            </w:r>
+          </w:p>
+        </w:tc>
+        <w:tc>
+          <w:tcPr>
+            <w:tcW w:w="3120" w:type="dxa"/>
+          </w:tcPr>
+          <w:p>
+            <w:pPr>
+              <w:spacing w:after="0"/>
+            </w:pPr>
+            <w:r>
+              <w:t xml:space="preserve">11 of 16</w:t>
+            </w:r>
+          </w:p>
+        </w:tc>
+        <w:tc>
+          <w:tcPr>
+            <w:tcW w:w="3120" w:type="dxa"/>
+          </w:tcPr>
+          <w:p>
+            <w:pPr>
+              <w:spacing w:after="0"/>
+            </w:pPr>
+            <w:r>
+              <w:t xml:space="preserve">68.8%</w:t>
+            </w:r>
+          </w:p>
+        </w:tc>
+      </w:tr>
+      <w:tr>
+        <w:tc>
+          <w:tcPr>
+            <w:tcW w:w="3120" w:type="dxa"/>
+          </w:tcPr>
+          <w:p>
+            <w:pPr>
+              <w:spacing w:after="0"/>
+            </w:pPr>
+            <w:r>
+              <w:t xml:space="preserve">R10</w:t>
+            </w:r>
+          </w:p>
+        </w:tc>
+        <w:tc>
+          <w:tcPr>
+            <w:tcW w:w="3120" w:type="dxa"/>
+          </w:tcPr>
+          <w:p>
+            <w:pPr>
+              <w:spacing w:after="0"/>
+            </w:pPr>
+            <w:r>
+              <w:t xml:space="preserve">12 of 16</w:t>
+            </w:r>
+          </w:p>
+        </w:tc>
+        <w:tc>
+          <w:tcPr>
+            <w:tcW w:w="3120" w:type="dxa"/>
+          </w:tcPr>
+          <w:p>
+            <w:pPr>
+              <w:spacing w:after="0"/>
+            </w:pPr>
+            <w:r>
+              <w:t xml:space="preserve">75.0%</w:t>
+            </w:r>
+          </w:p>
+        </w:tc>
+      </w:tr>
+      <w:tr>
+        <w:tc>
+          <w:tcPr>
+            <w:tcW w:w="3120" w:type="dxa"/>
+          </w:tcPr>
+          <w:p>
+            <w:pPr>
+              <w:spacing w:after="0"/>
+            </w:pPr>
+            <w:r>
+              <w:t xml:space="preserve">R15</w:t>
+            </w:r>
+          </w:p>
+        </w:tc>
+        <w:tc>
+          <w:tcPr>
+            <w:tcW w:w="3120" w:type="dxa"/>
+          </w:tcPr>
+          <w:p>
+            <w:pPr>
+              <w:spacing w:after="0"/>
+            </w:pPr>
+            <w:r>
+              <w:t xml:space="preserve">12 of 16</w:t>
+            </w:r>
+          </w:p>
+        </w:tc>
+        <w:tc>
+          <w:tcPr>
+            <w:tcW w:w="3120" w:type="dxa"/>
+          </w:tcPr>
+          <w:p>
+            <w:pPr>
+              <w:spacing w:after="0"/>
+            </w:pPr>
+            <w:r>
+              <w:t xml:space="preserve">75.0%</w:t>
+            </w:r>
+          </w:p>
+        </w:tc>
+      </w:tr>
+      <w:tr>
+        <w:tc>
+          <w:tcPr>
+            <w:tcW w:w="3120" w:type="dxa"/>
+          </w:tcPr>
+          <w:p>
+            <w:pPr>
+              <w:spacing w:after="0"/>
+            </w:pPr>
+            <w:r>
+              <w:t xml:space="preserve">R17</w:t>
+            </w:r>
+          </w:p>
+        </w:tc>
+        <w:tc>
+          <w:tcPr>
+            <w:tcW w:w="3120" w:type="dxa"/>
+          </w:tcPr>
+          <w:p>
+            <w:pPr>
+              <w:spacing w:after="0"/>
+            </w:pPr>
+            <w:r>
+              <w:t xml:space="preserve">12 of 16</w:t>
+            </w:r>
+          </w:p>
+        </w:tc>
+        <w:tc>
+          <w:tcPr>
+            <w:tcW w:w="3120" w:type="dxa"/>
+          </w:tcPr>
+          <w:p>
+            <w:pPr>
+              <w:spacing w:after="0"/>
+            </w:pPr>
+            <w:r>
+              <w:t xml:space="preserve">75.0%</w:t>
+            </w:r>
+          </w:p>
+        </w:tc>
+      </w:tr>
+      <w:tr>
+        <w:tc>
+          <w:tcPr>
+            <w:tcW w:w="3120" w:type="dxa"/>
+          </w:tcPr>
+          <w:p>
+            <w:pPr>
+              <w:spacing w:after="0"/>
+            </w:pPr>
+            <w:r>
+              <w:t xml:space="preserve">R06</w:t>
+            </w:r>
+          </w:p>
+        </w:tc>
+        <w:tc>
+          <w:tcPr>
+            <w:tcW w:w="3120" w:type="dxa"/>
+          </w:tcPr>
+          <w:p>
+            <w:pPr>
+              <w:spacing w:after="0"/>
+            </w:pPr>
+            <w:r>
+              <w:t xml:space="preserve">13 of 16</w:t>
+            </w:r>
+          </w:p>
+        </w:tc>
+        <w:tc>
+          <w:tcPr>
+            <w:tcW w:w="3120" w:type="dxa"/>
+          </w:tcPr>
+          <w:p>
+            <w:pPr>
+              <w:spacing w:after="0"/>
+            </w:pPr>
+            <w:r>
+              <w:t xml:space="preserve">81.2%</w:t>
+            </w:r>
+          </w:p>
+        </w:tc>
+      </w:tr>
+      <w:tr>
+        <w:tc>
+          <w:tcPr>
+            <w:tcW w:w="3120" w:type="dxa"/>
+          </w:tcPr>
+          <w:p>
+            <w:pPr>
+              <w:spacing w:after="0"/>
+            </w:pPr>
+            <w:r>
+              <w:t xml:space="preserve">R11</w:t>
+            </w:r>
+          </w:p>
+        </w:tc>
+        <w:tc>
+          <w:tcPr>
+            <w:tcW w:w="3120" w:type="dxa"/>
+          </w:tcPr>
+          <w:p>
+            <w:pPr>
+              <w:spacing w:after="0"/>
+            </w:pPr>
+            <w:r>
+              <w:t xml:space="preserve">13 of 16</w:t>
+            </w:r>
+          </w:p>
+        </w:tc>
+        <w:tc>
+          <w:tcPr>
+            <w:tcW w:w="3120" w:type="dxa"/>
+          </w:tcPr>
+          <w:p>
+            <w:pPr>
+              <w:spacing w:after="0"/>
+            </w:pPr>
+            <w:r>
+              <w:t xml:space="preserve">81.2%</w:t>
+            </w:r>
+          </w:p>
+        </w:tc>
+      </w:tr>
+      <w:tr>
+        <w:tc>
+          <w:tcPr>
+            <w:tcW w:w="3120" w:type="dxa"/>
+          </w:tcPr>
+          <w:p>
+            <w:pPr>
+              <w:spacing w:after="0"/>
+            </w:pPr>
+            <w:r>
+              <w:t xml:space="preserve">R12</w:t>
+            </w:r>
+          </w:p>
+        </w:tc>
+        <w:tc>
+          <w:tcPr>
+            <w:tcW w:w="3120" w:type="dxa"/>
+          </w:tcPr>
+          <w:p>
+            <w:pPr>
+              <w:spacing w:after="0"/>
+            </w:pPr>
+            <w:r>
+              <w:t xml:space="preserve">13 of 16</w:t>
+            </w:r>
+          </w:p>
+        </w:tc>
+        <w:tc>
+          <w:tcPr>
+            <w:tcW w:w="3120" w:type="dxa"/>
+          </w:tcPr>
+          <w:p>
+            <w:pPr>
+              <w:spacing w:after="0"/>
+            </w:pPr>
+            <w:r>
+              <w:t xml:space="preserve">81.2%</w:t>
+            </w:r>
+          </w:p>
+        </w:tc>
+      </w:tr>
+      <w:tr>
+        <w:tc>
+          <w:tcPr>
+            <w:tcW w:w="3120" w:type="dxa"/>
+          </w:tcPr>
+          <w:p>
+            <w:pPr>
+              <w:spacing w:after="0"/>
+            </w:pPr>
+            <w:r>
+              <w:t xml:space="preserve">R14</w:t>
+            </w:r>
+          </w:p>
+        </w:tc>
+        <w:tc>
+          <w:tcPr>
+            <w:tcW w:w="3120" w:type="dxa"/>
+          </w:tcPr>
+          <w:p>
+            <w:pPr>
+              <w:spacing w:after="0"/>
+            </w:pPr>
+            <w:r>
+              <w:t xml:space="preserve">13 of 16</w:t>
+            </w:r>
+          </w:p>
+        </w:tc>
+        <w:tc>
+          <w:tcPr>
+            <w:tcW w:w="3120" w:type="dxa"/>
+          </w:tcPr>
+          <w:p>
+            <w:pPr>
+              <w:spacing w:after="0"/>
+            </w:pPr>
+            <w:r>
+              <w:t xml:space="preserve">81.2%</w:t>
+            </w:r>
+          </w:p>
+        </w:tc>
+      </w:tr>
+      <w:tr>
+        <w:tc>
+          <w:tcPr>
+            <w:tcW w:w="3120" w:type="dxa"/>
+          </w:tcPr>
+          <w:p>
+            <w:pPr>
+              <w:spacing w:after="0"/>
+            </w:pPr>
+            <w:r>
+              <w:t xml:space="preserve">R18</w:t>
+            </w:r>
+          </w:p>
+        </w:tc>
+        <w:tc>
+          <w:tcPr>
+            <w:tcW w:w="3120" w:type="dxa"/>
+          </w:tcPr>
+          <w:p>
+            <w:pPr>
+              <w:spacing w:after="0"/>
+            </w:pPr>
+            <w:r>
+              <w:t xml:space="preserve">13 of 16</w:t>
+            </w:r>
+          </w:p>
+        </w:tc>
+        <w:tc>
+          <w:tcPr>
+            <w:tcW w:w="3120" w:type="dxa"/>
+          </w:tcPr>
+          <w:p>
+            <w:pPr>
+              <w:spacing w:after="0"/>
+            </w:pPr>
+            <w:r>
+              <w:t xml:space="preserve">81.2%</w:t>
+            </w:r>
+          </w:p>
+        </w:tc>
+      </w:tr>
+      <w:tr>
+        <w:tc>
+          <w:tcPr>
+            <w:tcW w:w="3120" w:type="dxa"/>
+          </w:tcPr>
+          <w:p>
+            <w:pPr>
+              <w:spacing w:after="0"/>
+            </w:pPr>
+            <w:r>
+              <w:t xml:space="preserve">R20</w:t>
+            </w:r>
+          </w:p>
+        </w:tc>
+        <w:tc>
+          <w:tcPr>
+            <w:tcW w:w="3120" w:type="dxa"/>
+          </w:tcPr>
+          <w:p>
+            <w:pPr>
+              <w:spacing w:after="0"/>
+            </w:pPr>
+            <w:r>
+              <w:t xml:space="preserve">13 of 16</w:t>
+            </w:r>
+          </w:p>
+        </w:tc>
+        <w:tc>
+          <w:tcPr>
+            <w:tcW w:w="3120" w:type="dxa"/>
+          </w:tcPr>
+          <w:p>
+            <w:pPr>
+              <w:spacing w:after="0"/>
+            </w:pPr>
+            <w:r>
+              <w:t xml:space="preserve">81.2%</w:t>
+            </w:r>
+          </w:p>
+        </w:tc>
+      </w:tr>
+      <w:tr>
+        <w:tc>
+          <w:tcPr>
+            <w:tcW w:w="3120" w:type="dxa"/>
+          </w:tcPr>
+          <w:p>
+            <w:pPr>
+              <w:spacing w:after="0"/>
+            </w:pPr>
+            <w:r>
+              <w:t xml:space="preserve">R24</w:t>
+            </w:r>
+          </w:p>
+        </w:tc>
+        <w:tc>
+          <w:tcPr>
+            <w:tcW w:w="3120" w:type="dxa"/>
+          </w:tcPr>
+          <w:p>
+            <w:pPr>
+              <w:spacing w:after="0"/>
+            </w:pPr>
+            <w:r>
+              <w:t xml:space="preserve">13 of 16</w:t>
+            </w:r>
+          </w:p>
+        </w:tc>
+        <w:tc>
+          <w:tcPr>
+            <w:tcW w:w="3120" w:type="dxa"/>
+          </w:tcPr>
+          <w:p>
+            <w:pPr>
+              <w:spacing w:after="0"/>
+            </w:pPr>
+            <w:r>
+              <w:t xml:space="preserve">81.2%</w:t>
+            </w:r>
+          </w:p>
+        </w:tc>
+      </w:tr>
+      <w:tr>
+        <w:tc>
+          <w:tcPr>
+            <w:tcW w:w="3120" w:type="dxa"/>
+          </w:tcPr>
+          <w:p>
+            <w:pPr>
+              <w:spacing w:after="0"/>
+            </w:pPr>
+            <w:r>
+              <w:t xml:space="preserve">R07</w:t>
+            </w:r>
+          </w:p>
+        </w:tc>
+        <w:tc>
+          <w:tcPr>
+            <w:tcW w:w="3120" w:type="dxa"/>
+          </w:tcPr>
+          <w:p>
+            <w:pPr>
+              <w:spacing w:after="0"/>
+            </w:pPr>
+            <w:r>
+              <w:t xml:space="preserve">14 of 16</w:t>
+            </w:r>
+          </w:p>
+        </w:tc>
+        <w:tc>
+          <w:tcPr>
+            <w:tcW w:w="3120" w:type="dxa"/>
+          </w:tcPr>
+          <w:p>
+            <w:pPr>
+              <w:spacing w:after="0"/>
+            </w:pPr>
+            <w:r>
+              <w:t xml:space="preserve">87.5%</w:t>
+            </w:r>
+          </w:p>
+        </w:tc>
+      </w:tr>
+      <w:tr>
+        <w:tc>
+          <w:tcPr>
+            <w:tcW w:w="3120" w:type="dxa"/>
+          </w:tcPr>
+          <w:p>
+            <w:pPr>
+              <w:spacing w:after="0"/>
+            </w:pPr>
+            <w:r>
+              <w:t xml:space="preserve">R13</w:t>
+            </w:r>
+          </w:p>
+        </w:tc>
+        <w:tc>
+          <w:tcPr>
+            <w:tcW w:w="3120" w:type="dxa"/>
+          </w:tcPr>
+          <w:p>
+            <w:pPr>
+              <w:spacing w:after="0"/>
+            </w:pPr>
+            <w:r>
+              <w:t xml:space="preserve">14 of 16</w:t>
+            </w:r>
+          </w:p>
+        </w:tc>
+        <w:tc>
+          <w:tcPr>
+            <w:tcW w:w="3120" w:type="dxa"/>
+          </w:tcPr>
+          <w:p>
+            <w:pPr>
+              <w:spacing w:after="0"/>
+            </w:pPr>
+            <w:r>
+              <w:t xml:space="preserve">87.5%</w:t>
+            </w:r>
+          </w:p>
+        </w:tc>
+      </w:tr>
+      <w:tr>
+        <w:tc>
+          <w:tcPr>
+            <w:tcW w:w="3120" w:type="dxa"/>
+          </w:tcPr>
+          <w:p>
+            <w:pPr>
+              <w:spacing w:after="0"/>
+            </w:pPr>
+            <w:r>
+              <w:t xml:space="preserve">R16</w:t>
+            </w:r>
+          </w:p>
+        </w:tc>
+        <w:tc>
+          <w:tcPr>
+            <w:tcW w:w="3120" w:type="dxa"/>
+          </w:tcPr>
+          <w:p>
+            <w:pPr>
+              <w:spacing w:after="0"/>
+            </w:pPr>
+            <w:r>
+              <w:t xml:space="preserve">14 of 16</w:t>
+            </w:r>
+          </w:p>
+        </w:tc>
+        <w:tc>
+          <w:tcPr>
+            <w:tcW w:w="3120" w:type="dxa"/>
+          </w:tcPr>
+          <w:p>
+            <w:pPr>
+              <w:spacing w:after="0"/>
+            </w:pPr>
+            <w:r>
+              <w:t xml:space="preserve">87.5%</w:t>
+            </w:r>
+          </w:p>
+        </w:tc>
+      </w:tr>
+      <w:tr>
+        <w:tc>
+          <w:tcPr>
+            <w:tcW w:w="3120" w:type="dxa"/>
+          </w:tcPr>
+          <w:p>
+            <w:pPr>
+              <w:spacing w:after="0"/>
+            </w:pPr>
+            <w:r>
+              <w:t xml:space="preserve">R19</w:t>
+            </w:r>
+          </w:p>
+        </w:tc>
+        <w:tc>
+          <w:tcPr>
+            <w:tcW w:w="3120" w:type="dxa"/>
+          </w:tcPr>
+          <w:p>
+            <w:pPr>
+              <w:spacing w:after="0"/>
+            </w:pPr>
+            <w:r>
+              <w:t xml:space="preserve">14 of 16</w:t>
+            </w:r>
+          </w:p>
+        </w:tc>
+        <w:tc>
+          <w:tcPr>
+            <w:tcW w:w="3120" w:type="dxa"/>
+          </w:tcPr>
+          <w:p>
+            <w:pPr>
+              <w:spacing w:after="0"/>
+            </w:pPr>
+            <w:r>
+              <w:t xml:space="preserve">87.5%</w:t>
+            </w:r>
+          </w:p>
+        </w:tc>
+      </w:tr>
+      <w:tr>
+        <w:tc>
+          <w:tcPr>
+            <w:tcW w:w="3120" w:type="dxa"/>
+          </w:tcPr>
+          <w:p>
+            <w:pPr>
+              <w:spacing w:after="0"/>
+            </w:pPr>
+            <w:r>
+              <w:t xml:space="preserve">R21</w:t>
+            </w:r>
+          </w:p>
+        </w:tc>
+        <w:tc>
+          <w:tcPr>
+            <w:tcW w:w="3120" w:type="dxa"/>
+          </w:tcPr>
+          <w:p>
+            <w:pPr>
+              <w:spacing w:after="0"/>
+            </w:pPr>
+            <w:r>
+              <w:t xml:space="preserve">14 of 16</w:t>
+            </w:r>
+          </w:p>
+        </w:tc>
+        <w:tc>
+          <w:tcPr>
+            <w:tcW w:w="3120" w:type="dxa"/>
+          </w:tcPr>
+          <w:p>
+            <w:pPr>
+              <w:spacing w:after="0"/>
+            </w:pPr>
+            <w:r>
+              <w:t xml:space="preserve">87.5%</w:t>
+            </w:r>
+          </w:p>
+        </w:tc>
+      </w:tr>
+      <w:tr>
+        <w:tc>
+          <w:tcPr>
+            <w:tcW w:w="3120" w:type="dxa"/>
+          </w:tcPr>
+          <w:p>
+            <w:pPr>
+              <w:spacing w:after="0"/>
+            </w:pPr>
+            <w:r>
+              <w:t xml:space="preserve">R23</w:t>
+            </w:r>
+          </w:p>
+        </w:tc>
+        <w:tc>
+          <w:tcPr>
+            <w:tcW w:w="3120" w:type="dxa"/>
+          </w:tcPr>
+          <w:p>
+            <w:pPr>
+              <w:spacing w:after="0"/>
+            </w:pPr>
+            <w:r>
+              <w:t xml:space="preserve">14 of 16</w:t>
+            </w:r>
+          </w:p>
+        </w:tc>
+        <w:tc>
+          <w:tcPr>
+            <w:tcW w:w="3120" w:type="dxa"/>
+          </w:tcPr>
+          <w:p>
+            <w:pPr>
+              <w:spacing w:after="0"/>
+            </w:pPr>
+            <w:r>
+              <w:t xml:space="preserve">87.5%</w:t>
+            </w:r>
+          </w:p>
+        </w:tc>
+      </w:tr>
+      <w:tr>
+        <w:tc>
+          <w:tcPr>
+            <w:tcW w:w="3120" w:type="dxa"/>
+          </w:tcPr>
+          <w:p>
+            <w:pPr>
+              <w:spacing w:after="0"/>
+            </w:pPr>
+            <w:r>
+              <w:t xml:space="preserve">R02</w:t>
+            </w:r>
+          </w:p>
+        </w:tc>
+        <w:tc>
+          <w:tcPr>
+            <w:tcW w:w="3120" w:type="dxa"/>
+          </w:tcPr>
+          <w:p>
+            <w:pPr>
+              <w:spacing w:after="0"/>
+            </w:pPr>
+            <w:r>
+              <w:t xml:space="preserve">15 of 16</w:t>
+            </w:r>
+          </w:p>
+        </w:tc>
+        <w:tc>
+          <w:tcPr>
+            <w:tcW w:w="3120" w:type="dxa"/>
+          </w:tcPr>
+          <w:p>
+            <w:pPr>
+              <w:spacing w:after="0"/>
+            </w:pPr>
+            <w:r>
+              <w:t xml:space="preserve">93.8%</w:t>
+            </w:r>
+          </w:p>
+        </w:tc>
+      </w:tr>
+      <w:tr>
+        <w:tc>
+          <w:tcPr>
+            <w:tcW w:w="3120" w:type="dxa"/>
+          </w:tcPr>
+          <w:p>
+            <w:pPr>
+              <w:spacing w:after="0"/>
+            </w:pPr>
+            <w:r>
+              <w:t xml:space="preserve">R03</w:t>
+            </w:r>
+          </w:p>
+        </w:tc>
+        <w:tc>
+          <w:tcPr>
+            <w:tcW w:w="3120" w:type="dxa"/>
+          </w:tcPr>
+          <w:p>
+            <w:pPr>
+              <w:spacing w:after="0"/>
+            </w:pPr>
+            <w:r>
+              <w:t xml:space="preserve">15 of 16</w:t>
+            </w:r>
+          </w:p>
+        </w:tc>
+        <w:tc>
+          <w:tcPr>
+            <w:tcW w:w="3120" w:type="dxa"/>
+          </w:tcPr>
+          <w:p>
+            <w:pPr>
+              <w:spacing w:after="0"/>
+            </w:pPr>
+            <w:r>
+              <w:t xml:space="preserve">93.8%</w:t>
+            </w:r>
+          </w:p>
+        </w:tc>
+      </w:tr>
+      <w:tr>
+        <w:tc>
+          <w:tcPr>
+            <w:tcW w:w="3120" w:type="dxa"/>
+          </w:tcPr>
+          <w:p>
+            <w:pPr>
+              <w:spacing w:after="0"/>
+            </w:pPr>
+            <w:r>
+              <w:t xml:space="preserve">R05</w:t>
+            </w:r>
+          </w:p>
+        </w:tc>
+        <w:tc>
+          <w:tcPr>
+            <w:tcW w:w="3120" w:type="dxa"/>
+          </w:tcPr>
+          <w:p>
+            <w:pPr>
+              <w:spacing w:after="0"/>
+            </w:pPr>
+            <w:r>
+              <w:t xml:space="preserve">15 of 16</w:t>
+            </w:r>
+          </w:p>
+        </w:tc>
+        <w:tc>
+          <w:tcPr>
+            <w:tcW w:w="3120" w:type="dxa"/>
+          </w:tcPr>
+          <w:p>
+            <w:pPr>
+              <w:spacing w:after="0"/>
+            </w:pPr>
+            <w:r>
+              <w:t xml:space="preserve">93.8%</w:t>
+            </w:r>
+          </w:p>
+        </w:tc>
+      </w:tr>
+      <w:tr>
+        <w:tc>
+          <w:tcPr>
+            <w:tcW w:w="3120" w:type="dxa"/>
+          </w:tcPr>
+          <w:p>
+            <w:pPr>
+              <w:spacing w:after="0"/>
+            </w:pPr>
+            <w:r>
+              <w:t xml:space="preserve">R08</w:t>
+            </w:r>
+          </w:p>
+        </w:tc>
+        <w:tc>
+          <w:tcPr>
+            <w:tcW w:w="3120" w:type="dxa"/>
+          </w:tcPr>
+          <w:p>
+            <w:pPr>
+              <w:spacing w:after="0"/>
+            </w:pPr>
+            <w:r>
+              <w:t xml:space="preserve">15 of 16</w:t>
+            </w:r>
+          </w:p>
+        </w:tc>
+        <w:tc>
+          <w:tcPr>
+            <w:tcW w:w="3120" w:type="dxa"/>
+          </w:tcPr>
+          <w:p>
+            <w:pPr>
+              <w:spacing w:after="0"/>
+            </w:pPr>
+            <w:r>
+              <w:t xml:space="preserve">93.8%</w:t>
+            </w:r>
+          </w:p>
+        </w:tc>
+      </w:tr>
+      <w:tr>
+        <w:tc>
+          <w:tcPr>
+            <w:tcW w:w="3120" w:type="dxa"/>
+          </w:tcPr>
+          <w:p>
+            <w:pPr>
+              <w:spacing w:after="0"/>
+            </w:pPr>
+            <w:r>
+              <w:t xml:space="preserve">R09</w:t>
+            </w:r>
+          </w:p>
+        </w:tc>
+        <w:tc>
+          <w:tcPr>
+            <w:tcW w:w="3120" w:type="dxa"/>
+          </w:tcPr>
+          <w:p>
+            <w:pPr>
+              <w:spacing w:after="0"/>
+            </w:pPr>
+            <w:r>
+              <w:t xml:space="preserve">15 of 16</w:t>
+            </w:r>
+          </w:p>
+        </w:tc>
+        <w:tc>
+          <w:tcPr>
+            <w:tcW w:w="3120" w:type="dxa"/>
+          </w:tcPr>
+          <w:p>
+            <w:pPr>
+              <w:spacing w:after="0"/>
+            </w:pPr>
+            <w:r>
+              <w:t xml:space="preserve">93.8%</w:t>
+            </w:r>
+          </w:p>
+        </w:tc>
+      </w:tr>
+      <w:tr>
+        <w:tc>
+          <w:tcPr>
+            <w:tcW w:w="3120" w:type="dxa"/>
+          </w:tcPr>
+          <w:p>
+            <w:pPr>
+              <w:spacing w:after="0"/>
+            </w:pPr>
+            <w:r>
+              <w:t xml:space="preserve">R22</w:t>
+            </w:r>
+          </w:p>
+        </w:tc>
+        <w:tc>
+          <w:tcPr>
+            <w:tcW w:w="3120" w:type="dxa"/>
+          </w:tcPr>
+          <w:p>
+            <w:pPr>
+              <w:spacing w:after="0"/>
+            </w:pPr>
+            <w:r>
+              <w:t xml:space="preserve">15 of 16</w:t>
+            </w:r>
+          </w:p>
+        </w:tc>
+        <w:tc>
+          <w:tcPr>
+            <w:tcW w:w="3120" w:type="dxa"/>
+          </w:tcPr>
+          <w:p>
+            <w:pPr>
+              <w:spacing w:after="0"/>
+            </w:pPr>
+            <w:r>
+              <w:t xml:space="preserve">93.8%</w:t>
+            </w:r>
+          </w:p>
+        </w:tc>
+      </w:tr>
+    </w:tbl>
+    <w:p>
+      <w:pPr/>
+      <w:r>
+        <w:t/>
+      </w:r>
+    </w:p>
+    <w:p>
+      <w:pPr>
+        <w:spacing w:after="140"/>
+      </w:pPr>
+      <w:r>
+        <w:rPr>
+          <w:b/>
+        </w:rPr>
+        <w:t xml:space="preserve">The grounded and unsupported classification of each record is deliberately not printed beside these rates.</w:t>
+      </w:r>
+      <w:r>
+        <w:t xml:space="preserve"> Publishing accuracy next to the class would publish the answer key, which the data-availability terms release on request under the study's conditions rather than in the body of a paper.</w:t>
+      </w:r>
+    </w:p>
+    <w:p>
+      <w:pPr>
+        <w:pStyle w:val="Heading3"/>
+        <w:spacing w:after="140"/>
+      </w:pPr>
+      <w:r>
+        <w:t xml:space="preserve">Reviewer-level accuracy is reported as a distribution, not a table</w:t>
+      </w:r>
+    </w:p>
+    <w:p>
+      <w:pPr>
+        <w:spacing w:after="140"/>
+      </w:pPr>
+      <w:r>
+        <w:t xml:space="preserve">Section 6.2 gives the mean, standard deviation, range and perfect-scorer count. A per-reviewer table keyed to study codes is not printed here and will not be, because the contributor roster maps those codes to named people who volunteered unpaid. Publishing a code-labelled ranking would identify the lowest-scoring named professional in the panel, which is not a result and was never a condition of their participation.</w:t>
+      </w:r>
+    </w:p>
+    <w:p>
+      <w:pPr>
+        <w:pStyle w:val="Heading3"/>
+        <w:spacing w:after="140"/>
+      </w:pPr>
+      <w:r>
+        <w:t xml:space="preserve">Reproducibility</w:t>
+      </w:r>
+    </w:p>
+    <w:p>
+      <w:pPr>
+        <w:spacing w:after="140"/>
+      </w:pPr>
+      <w:r>
+        <w:t xml:space="preserve">Every figure in this appendix is computed by </w:t>
+      </w:r>
+      <w:r>
+        <w:rPr>
+          <w:rFonts w:ascii="Consolas" w:hAnsi="Consolas"/>
+        </w:rPr>
+        <w:t xml:space="preserve">api/variance-6b1d90fa2c47e8b3</w:t>
+      </w:r>
+      <w:r>
+        <w:t xml:space="preserve">, which reads the per-read table server-side and returns aggregates only. The estimator was validated by simulation against known variance components before use, and its JavaScript implementation was checked for numeric parity against an independent Python implementation on identical data, agreeing to four decimal places. The endpoint reproduces the Section 6.1 participant-level mean of 83.9 percent and the six perfect scorers exactly, from the raw reads, which is an independent check on the primary analysis.</w:t>
       </w:r>
     </w:p>
     <w:p>

--- a/research/Detection_Article_v4_2026-08-16.docx
+++ b/research/Detection_Article_v4_2026-08-16.docx
@@ -129,7 +129,7 @@
         <w:t xml:space="preserve">Methods.</w:t>
       </w:r>
       <w:r>
-        <w:t xml:space="preserve"> A balanced corpus of 24 constructed, de-identified, AI-generated records (12 grounded, 12 unsupported) was judged by an international panel of independent experts against an answer key fixed before recruitment and independently reproduced by raters blind to the study's hypotheses. Reviewers worked independently, blind to the key and to one another, in a personal capacity. Analysis followed a plan registered before the data were examined, with decision thresholds set in advance. Accuracy is analysed at the participant level, treating each reviewer rather than each read as the unit of observation.</w:t>
+        <w:t xml:space="preserve"> A balanced corpus of 24 constructed, de-identified, AI-generated records (12 grounded, 12 unsupported) was judged by an international panel of independent experts against a pre-specified reference classification fixed before recruitment and independently reproduced by raters blind to the study hypotheses. Reviewers worked independently, blind to the key and to one another, in a personal capacity. Analysis followed a plan registered before the data were examined, with decision thresholds set in advance. Accuracy is analysed at the participant level, treating each reviewer rather than each read as the unit of observation.</w:t>
       </w:r>
     </w:p>
     <w:p>
@@ -143,7 +143,7 @@
         <w:t xml:space="preserve">Result.</w:t>
       </w:r>
       <w:r>
-        <w:t xml:space="preserve"> Sixteen reviewers across 11 countries on 5 continents completed the full corpus, producing 384 graded reads. Panel accuracy against the key was 83.9 percent (95 percent CI 72.7 to 95.1 at participant level), with sensitivity 87.0 percent for unsupported records and specificity 80.7 percent for grounded ones. This clears the pre-registered threshold, which required a point estimate of at least 70 percent with the lower confidence bound above chance. Reviewer-level accuracy ranged from 37.5 to 100 percent (SD 21.0), a dispersion that is reported as a finding in its own right rather than as noise around the mean.</w:t>
+        <w:t xml:space="preserve"> Sixteen reviewers across 11 countries on 5 continents completed the full corpus, producing 384 graded reads. Panel accuracy against the reference classification was 83.9 percent (95 percent CI 72.7 to 95.1 at participant level), with sensitivity 87.0 percent for unsupported records and specificity 80.7 percent for grounded ones. This clears the pre-registered threshold, which required a point estimate of at least 70 percent with the lower confidence bound above chance. Reviewer-level accuracy ranged from 37.5 to 100 percent (SD 21.0), a dispersion that is reported as a finding in its own right rather than as noise around the mean.</w:t>
       </w:r>
     </w:p>
     <w:p>
@@ -944,7 +944,7 @@
         <w:spacing w:after="140"/>
       </w:pPr>
       <w:r>
-        <w:t xml:space="preserve">This is opacity introduced at the documentation layer rather than at the model layer. Burrell (2016) distinguishes opacity arising from technical complexity, from proprietary concealment, and from the mismatch between machine representation and human reasoning. The variety at issue here is a fourth: a record that is entirely human-readable, contains no technical artefact, and is nonetheless opaque as to the basis of its own conclusion, because fluent prose has been substituted for evidentiary content. Ananny and Crawford (2018) argue that transparency as visibility is insufficient for accountability. DRR is one attempt to specify what, beyond visibility, a record must carry.</w:t>
+        <w:t xml:space="preserve">This is opacity introduced at the documentation layer rather than at the model layer. Burrell (2016) distinguishes opacity arising from technical complexity, from proprietary concealment, and from the mismatch between machine representation and human reasoning. The variety at issue here is documentation-layer opacity: a record that is entirely human-readable, contains no technical artefact, and is nonetheless opaque as to the basis of its own conclusion, because fluent prose has been substituted for evidentiary content. Ananny and Crawford (2018) argue that transparency as visibility is insufficient for accountability. DRR is one attempt to specify what, beyond visibility, a record must carry.</w:t>
       </w:r>
     </w:p>
     <w:p>
@@ -1300,7 +1300,7 @@
         <w:spacing w:after="140"/>
       </w:pPr>
       <w:r>
-        <w:t xml:space="preserve">JRS is independent of any vendor, model, or drafting workflow. It is a governance layer that sits above the technology stack and evaluates the output the stack produces.</w:t>
+        <w:t xml:space="preserve">JRS is designed to be vendor-, model-, and workflow-agnostic: it evaluates the documentary output rather than the technology or drafting process that produced it. It is a governance layer that sits above the technology stack and evaluates the output the stack produces.</w:t>
       </w:r>
     </w:p>
     <w:p>
@@ -1749,7 +1749,7 @@
         <w:spacing w:after="140"/>
       </w:pPr>
       <w:r>
-        <w:t xml:space="preserve">A detection study. An international panel of independent experts judged a balanced corpus of constructed records against a verified answer key, blind to the key and to one another's judgments. There is no control arm by design: the panel is measured against a key, not against another group. A separate randomised comparison study, which does have arms, tests a different question, closed on 15 August 2026, and is reported separately.</w:t>
+        <w:t xml:space="preserve">A detection study. An international panel of independent experts judged a balanced corpus of constructed records against a pre-specified reference classification independently reproduced by blinded raters, blind to that classification and to one another's judgments. There is no control arm by design: the panel is measured against a reference classification, not against another group. A separate randomised comparison study, which does have arms, tests a different question, closed on 15 August 2026, and is reported separately.</w:t>
       </w:r>
     </w:p>
     <w:p>
@@ -1808,7 +1808,7 @@
         <w:rPr>
           <w:b/>
         </w:rPr>
-        <w:t xml:space="preserve">the accuracy reported in Section 6 is an upper bound on what the same reviewers would achieve on a corpus containing ambiguous records, and it is not an estimate of field performance.</w:t>
+        <w:t xml:space="preserve">the accuracy reported in Section 6 may overstate performance on a corpus containing ambiguous records and should not be interpreted as an estimate of field performance.</w:t>
       </w:r>
       <w:r>
         <w:t xml:space="preserve"> A three-level corpus, or better a continuous latent severity scale against which reviewer judgments could be correlated, is required before any claim about detection in realistic documentation. That design is specified in Section 10 as Study 1b.</w:t>
@@ -1870,7 +1870,7 @@
         <w:t xml:space="preserve">What this establishes, and what it does not.</w:t>
       </w:r>
       <w:r>
-        <w:t xml:space="preserve"> Unanimous reproduction by raters blind to the hypotheses rules out the objection that the key was fitted to the reviewers' responses after the fact, which is the circularity that would be fatal. It does not rule out a weaker but real objection: the raters were briefed by the authors on what "grounded" and "unsupported" mean, and that briefing carries the authors' operationalisation. The key is therefore independent of the </w:t>
+        <w:t xml:space="preserve"> Unanimous reproduction by raters blind to the hypotheses rules out the objection that the reference classification was fitted to the reviewers' responses after the fact. It does not, however, remove the construct-dependence described below, and it does not rule out a weaker but real objection: the raters were briefed by the authors on what "grounded" and "unsupported" mean, and that briefing carries the authors' operationalisation. The key is therefore independent of the </w:t>
       </w:r>
       <w:r>
         <w:rPr>
@@ -2036,16 +2036,7 @@
         <w:spacing w:after="140"/>
       </w:pPr>
       <w:r>
-        <w:t xml:space="preserve">The 0.50 bound is the balanced-corpus chance rate and requires no justification beyond the design. The 0.70 target does. It was set before data collection on the following reasoning, which is stated so a reader can disagree with it: a governance control that is to be operated by trained reviewers must be recognisably better than a coin flip by a margin that survives the reviewer-to-reviewer variation seen in ordinary quality-assurance work, and 0.70 is the conventional floor for a screening instrument's agreement with a reference standard in several adjacent applied literatures. </w:t>
-      </w:r>
-      <w:r>
-        <w:rPr>
-          <w:b/>
-        </w:rPr>
-        <w:t xml:space="preserve">It is a convention, not a derivation.</w:t>
-      </w:r>
-      <w:r>
-        <w:t xml:space="preserve"> It was not chosen with reference to any decision-theoretic cost model, because no such model for this application exists yet, and building one is part of Study 5 in Section 10. A reader who considers 0.70 too low or too high should read the reported interval, 72.7 to 95.1, and apply their own criterion; the interval is given precisely so that the threshold is not load-bearing.</w:t>
+        <w:t xml:space="preserve">The 0.50 bound is the balanced-corpus chance rate and requires no justification beyond the design. The 0.70 target was specified before data collection as a pragmatic performance floor rather than derived from a decision-theoretic model. No validated cost model currently exists for documentation-risk detection, and the threshold should therefore not be interpreted as an established standard of acceptable performance. Building such a model is part of Study 5 in Section 10. The observed estimate and its confidence interval, 72.7 to 95.1, are reported independently of that threshold so that readers can apply their own criterion.</w:t>
       </w:r>
     </w:p>
     <w:p>
@@ -2107,7 +2098,7 @@
         <w:t xml:space="preserve">Ethics review status, stated plainly.</w:t>
       </w:r>
       <w:r>
-        <w:t xml:space="preserve"> This study was not reviewed by an institutional review board. It was conducted outside any institution holding an IRB, by an independent researcher, with adult professional volunteers making judgments about wholly synthetic documents. No personal data beyond name, professional title, country, and contact address was collected from participants; no vulnerable population was involved; no deception was used beyond withholding the answer key and the corpus balance, which participants were told in advance would be withheld. The absence of formal review is a limitation and is declared rather than glossed. Independent ethical review would be sought for any successor study involving real records or real case outcomes.</w:t>
+        <w:t xml:space="preserve"> This study was not reviewed by an institutional review board. It was conducted outside any institution holding an IRB, by an independent researcher, with adult professional volunteers making judgments about wholly synthetic documents. No personal data beyond name, professional title, country, and contact address was collected from participants; no vulnerable population was involved. Participants were informed in advance that the reference classification and the corpus composition would not be disclosed during review, because disclosure would compromise the blinded detection task. The absence of formal review is a limitation and is declared rather than glossed. Independent ethical review would be sought for any successor study involving real records or real case outcomes.</w:t>
       </w:r>
     </w:p>
     <w:p>
@@ -2275,7 +2266,7 @@
               <w:spacing w:after="0"/>
             </w:pPr>
             <w:r>
-              <w:t xml:space="preserve">Panel accuracy against the key</w:t>
+              <w:t xml:space="preserve">Panel accuracy against the reference classification</w:t>
             </w:r>
           </w:p>
         </w:tc>
@@ -2454,7 +2445,7 @@
         <w:spacing w:after="140"/>
       </w:pPr>
       <w:r>
-        <w:t xml:space="preserve">The pre-registered criterion is cleared on both parts. Independent experts, reading constructed records cold and blind to a verified key, identified records whose reasoning cannot be reconstructed at a rate above chance and above the target set in advance.</w:t>
+        <w:t xml:space="preserve">The pre-registered criterion is cleared on both parts. Independent experts, reading constructed records cold and blind to the reference classification, distinguished records constructed to instantiate the operationalised distinction at a rate above chance and above the target set in advance.</w:t>
       </w:r>
     </w:p>
     <w:p>
@@ -3280,7 +3271,7 @@
         <w:spacing w:after="140"/>
       </w:pPr>
       <w:r>
-        <w:t xml:space="preserve">The contribution is that Decision Reconstruction Risk, as operationalised, is detectable by independent experts on a corpus constructed at the ends of the severity range. That is the precondition for everything downstream: a documentation property experienced reviewers cannot identify is not a governable property, and a control built on human review of it would rest on nothing.</w:t>
+        <w:t xml:space="preserve">The contribution is that the operationalised Decision Reconstruction Risk distinction is detectable by independent experts on a corpus constructed at the ends of the severity range. That is the precondition for everything downstream: a documentation property experienced reviewers cannot identify is not a governable property, and a control built on human review of it would rest on nothing.</w:t>
       </w:r>
     </w:p>
     <w:p>
@@ -3375,7 +3366,7 @@
         <w:t xml:space="preserve">8.2 The corpus is bimodal.</w:t>
       </w:r>
       <w:r>
-        <w:t xml:space="preserve"> Twelve clearly grounded and twelve clearly unsupported records. The reported accuracy is an upper bound on performance against realistic documentation, for the reasons in Section 4.3.</w:t>
+        <w:t xml:space="preserve"> Twelve clearly grounded and twelve clearly unsupported records. The reported accuracy may overstate performance against realistic documentation, for the reasons in Section 4.3.</w:t>
       </w:r>
     </w:p>
     <w:p>
@@ -3389,7 +3380,7 @@
         <w:t xml:space="preserve">8.3 Item variance is not in the primary analysis, and is small.</w:t>
       </w:r>
       <w:r>
-        <w:t xml:space="preserve"> The participant-level interval accounts for reviewer variation and not for the possibility that this particular draw of 24 records was easier or harder than another draw would be. That remains formally true. Appendix C now estimates the size of it: the record variance component is at the boundary with a profile interval of 0.001 to 0.556, against a reviewer SD of 1.769 and a reviewer intraclass correlation of 0.488. Item difficulty is small relative to reviewer variation on this corpus and cannot be distinguished from zero, and the sample cannot rule out a moderate effect.</w:t>
+        <w:t xml:space="preserve"> The participant-level interval accounts for reviewer variation and not for the possibility that this particular draw of 24 records was easier or harder than another draw would be. That remains formally true. Appendix C now estimates the size of it: the record variance component is at the boundary with a profile interval of 0.001 to 0.556, against a reviewer SD of 1.769 and a latent-scale reviewer intraclass correlation of 0.488. Item difficulty is small relative to reviewer variation on this corpus and cannot be distinguished from zero, and the sample cannot rule out a moderate effect.</w:t>
       </w:r>
     </w:p>
     <w:p>
@@ -3998,15 +3989,15 @@
         <w:spacing w:after="140"/>
       </w:pPr>
       <w:r>
-        <w:t xml:space="preserve">This paper establishes one link in a chain: an international panel of sixteen independent experts, reading constructed AI-generated records cold and blind to an independently reproduced answer key, identified unreconstructable records at 83.9 percent accuracy, clearing a threshold set before the data were seen. It also establishes that those same experts vary widely among themselves, and that a pre-registered reliability criterion was not met on the sample available.</w:t>
-      </w:r>
-    </w:p>
-    <w:p>
-      <w:pPr>
-        <w:spacing w:after="140"/>
-      </w:pPr>
-      <w:r>
-        <w:t xml:space="preserve">What the paper does not establish is longer than what it does, and Section 10 lists it. A property can be real, visible, and worth building controls around long before anyone has shown that a particular instrument beats expert intuition at spotting it, that it survives contact with ambiguous cases, or that using it improves anything. Establishing that the property can be seen at all is what makes the rest of those questions askable, and it is the only thing claimed here.</w:t>
+        <w:t xml:space="preserve">This paper provides initial evidence for one link in a validation chain: an international panel of sixteen independent experts, reading constructed AI-generated records cold and blind to an independently reproduced reference classification, distinguished the constructed cases at 83.9 percent accuracy, clearing a threshold set before the data were seen. It also establishes that those same experts vary widely among themselves, and that a pre-registered reliability criterion was not met on the sample available.</w:t>
+      </w:r>
+    </w:p>
+    <w:p>
+      <w:pPr>
+        <w:spacing w:after="140"/>
+      </w:pPr>
+      <w:r>
+        <w:t xml:space="preserve">What the paper does not establish is longer than what it does, and Section 10 lists it. An operationalised property can be detectable before its criterion validity, generalisability, or intervention value has been established. Establishing detectability is what makes those subsequent questions empirically testable, and it is the only thing claimed here.</w:t>
       </w:r>
     </w:p>
     <w:p>
@@ -4023,7 +4014,7 @@
         <w:spacing w:after="140"/>
       </w:pPr>
       <w:r>
-        <w:t xml:space="preserve">The protocol and analysis plan were registered before data collection. Released under the study's data-availability terms: the 24 constructed records; the corpus construction log, including generation model, version, date, prompt, and extent of human editing per record; the full answer key with the reason and evidentiary defect or support for each classification and the JRS conditions implicated; the instructions given to the blind key raters and their record-by-record reproduction result; the de-identified participant-level response data; and the analysis scripts that produce every figure in this paper. Live participation is tracked on an aggregate dashboard showing counts only, never individual answers.</w:t>
+        <w:t xml:space="preserve">The protocol and analysis plan were registered before data collection. Released under the study's data-availability terms: the 24 constructed records; the corpus construction log, including generation model, version, date, prompt, and extent of human editing per record; the full answer key with the reason and evidentiary defect or support for each classification and the JRS conditions implicated; the instructions given to the blind reference raters and their record-by-record reproduction result; coded participant-level response data, released subject to the study's access and confidentiality terms; and the analysis scripts that produce every figure in this paper. Live participation is tracked on an aggregate dashboard showing counts only, never individual answers.</w:t>
       </w:r>
     </w:p>
     <w:p>
@@ -4775,7 +4766,7 @@
         <w:spacing w:after="140"/>
       </w:pPr>
       <w:r>
-        <w:t xml:space="preserve">Across the 113 labels recorded under the five-condition instrument:</w:t>
+        <w:t xml:space="preserve">Across the 113 overall determinations recorded under the five-condition instrument:</w:t>
       </w:r>
     </w:p>
     <w:tbl>
@@ -5062,15 +5053,15 @@
         <w:spacing w:after="140"/>
       </w:pPr>
       <w:r>
-        <w:t xml:space="preserve">Two descriptive observations, offered as such. Every condition moves with the determination rather than sitting alongside it, which is the minimum a multi-condition instrument must show before its composite read means anything, and which the circularity above largely predicts. And the conditions are not uniformly met: evidentiary sufficiency is the most often unmet across all 113 labels, at 77.9 percent not passing, followed by chronological integrity, decision-process traceability, reconstructability, and basis identification at 65.5, 64.6, 57.5, and 51.3 percent respectively.</w:t>
-      </w:r>
-    </w:p>
-    <w:p>
-      <w:pPr>
-        <w:spacing w:after="140"/>
-      </w:pPr>
-      <w:r>
-        <w:t xml:space="preserve">The instrument's three levels are all exercised. Across the 113 labels the lowest level is the most-used value of the three, recorded 216 times against 207 passes and 142 middle-level judgments, and it appears at least once in 77 of the 113 labels. The separations above are therefore across the full scale rather than between the top two levels.</w:t>
+        <w:t xml:space="preserve">Two descriptive observations, offered as such. The condition-level labels vary systematically with the overall determination, as expected because the conditions contribute to that determination. This descriptive association does not establish independent discriminating validity. Across the 565 condition-level labels, evidentiary sufficiency was most often recorded as not passing at 77.9 percent, followed by chronological integrity, decision-process traceability, reconstructability, and basis identification at 65.5, 64.6, 57.5, and 51.3 percent respectively.</w:t>
+      </w:r>
+    </w:p>
+    <w:p>
+      <w:pPr>
+        <w:spacing w:after="140"/>
+      </w:pPr>
+      <w:r>
+        <w:t xml:space="preserve">The instrument's three levels are all exercised. Across the 565 condition-level labels, the lowest coding level was recorded 216 times, the pass level 207 times, and the middle level 142 times. The lowest level appeared at least once in 77 of the 113 overall determinations. The separations above are therefore across the full scale rather than between the top two levels.</w:t>
       </w:r>
     </w:p>
     <w:p>
@@ -5584,10 +5575,10 @@
         <w:rPr>
           <w:b/>
         </w:rPr>
-        <w:t xml:space="preserve">How much of the variance sits between reviewers rather than between records?</w:t>
-      </w:r>
-      <w:r>
-        <w:t xml:space="preserve"> Almost all of it. The reviewer intraclass correlation is </w:t>
+        <w:t xml:space="preserve">How much of the modelled random-effect variation is associated with reviewers rather than records?</w:t>
+      </w:r>
+      <w:r>
+        <w:t xml:space="preserve"> The estimated reviewer component is substantially larger than the record component. On the model's latent logistic scale, the estimated reviewer-level intraclass correlation is </w:t>
       </w:r>
       <w:r>
         <w:rPr>
@@ -5596,7 +5587,7 @@
         <w:t xml:space="preserve">0.488</w:t>
       </w:r>
       <w:r>
-        <w:t xml:space="preserve">: close to half the variance in whether a read is correct is attributable to which reviewer read it, once the logistic residual is accounted for. The record intraclass correlation is </w:t>
+        <w:t xml:space="preserve">, indicating substantially greater between-reviewer than between-record variation in this dataset. The record-level intraclass correlation is </w:t>
       </w:r>
       <w:r>
         <w:rPr>
@@ -5613,13 +5604,7 @@
         <w:spacing w:after="140"/>
       </w:pPr>
       <w:r>
-        <w:t xml:space="preserve">The raw tables say the same thing without any model. Reviewer accuracy runs from 37.5 to 100 percent, a range of 62.5 points. Record accuracy runs from 62.5 to 93.8 percent, a range of 31.3 points, and every record was classified correctly by at least ten of the sixteen reviewers. </w:t>
-      </w:r>
-      <w:r>
-        <w:rPr>
-          <w:b/>
-        </w:rPr>
-        <w:t xml:space="preserve">No record in this corpus was hard. Several reviewers were.</w:t>
+        <w:t xml:space="preserve">The raw tables say the same thing without any model. Record-level accuracy ranged from 62.5 to 93.8 percent, whereas reviewer-level accuracy ranged from 37.5 to 100 percent. Every record was classified correctly by at least ten of the sixteen reviewers.</w:t>
       </w:r>
     </w:p>
     <w:p>
@@ -6843,76 +6828,44 @@
         <w:rPr>
           <w:b/>
         </w:rPr>
-        <w:t xml:space="preserve">Fifty-eight independent experts have graded records for this programme.</w:t>
-      </w:r>
-      <w:r>
-        <w:t xml:space="preserve"> Every one of them worked unpaid, in a personal capacity, with nothing at stake in the outcome. They are acknowledged here together, because the programme is one body of work and the people who carried it do not become less relevant to a reader depending on which study a given paper reports.</w:t>
-      </w:r>
-    </w:p>
-    <w:p>
-      <w:pPr>
-        <w:spacing w:after="140"/>
-      </w:pPr>
-      <w:r>
-        <w:rPr>
-          <w:b/>
-        </w:rPr>
-        <w:t xml:space="preserve">The detection panel, 16 independent experts across 11 countries and 5 continents.</w:t>
-      </w:r>
-      <w:r>
-        <w:t xml:space="preserve"> Each read the full 24-record corpus cold, blind to a verified key, and returned 384 graded judgments. This paper's result is theirs.</w:t>
-      </w:r>
-    </w:p>
-    <w:p>
-      <w:pPr>
-        <w:spacing w:after="140"/>
-      </w:pPr>
-      <w:r>
-        <w:rPr>
-          <w:b/>
-        </w:rPr>
-        <w:t xml:space="preserve">The comparison study, 20 independent experts.</w:t>
-      </w:r>
-      <w:r>
-        <w:t xml:space="preserve"> Each completed the same full 24-record corpus under the design described in Section 5, without knowing what the comparison was testing, which is what made the comparison possible at all. Their work closed on 15 August 2026 and will be reported in full in its own paper, whatever it shows.</w:t>
-      </w:r>
-    </w:p>
-    <w:p>
-      <w:pPr>
-        <w:spacing w:after="140"/>
-      </w:pPr>
-      <w:r>
-        <w:rPr>
-          <w:b/>
-        </w:rPr>
-        <w:t xml:space="preserve">The reliability study, 25 raters.</w:t>
-      </w:r>
-      <w:r>
-        <w:t xml:space="preserve"> Eight worked as expert raters and seventeen as trained reviewers on the shared record set, producing the coefficients in Section 6.5 and the per-condition analysis in Appendix B. Appendix B exists only because they recorded a judgment on each of the five conditions separately rather than only the overall read.</w:t>
-      </w:r>
-    </w:p>
-    <w:p>
-      <w:pPr>
-        <w:spacing w:after="140"/>
-      </w:pPr>
-      <w:r>
-        <w:t xml:space="preserve">Across the two review studies, 36 independent experts have each completed a full 24-record set, in 16 countries across 5 continents. Every completer code resolved to a country; none was estimated.</w:t>
-      </w:r>
-    </w:p>
-    <w:p>
-      <w:pPr>
-        <w:spacing w:after="140"/>
-      </w:pPr>
-      <w:r>
-        <w:t xml:space="preserve">Those wider figures are acknowledgment, not results. The detection finding in Section 6 rests on the sixteen panel members and their 384 graded reads, and on nothing else.</w:t>
-      </w:r>
-    </w:p>
-    <w:p>
-      <w:pPr>
-        <w:spacing w:after="140"/>
-      </w:pPr>
-      <w:r>
-        <w:t xml:space="preserve">Reviewers in all three studies are recognised as named contributors with their consent, on the same terms and with the same standing; none is a co-author of this paper. Recognition is not scoped to the study a given paper reports. Contributors may withdraw their name at any time; one has, and her judgments remain in the analysis unnamed at her election.</w:t>
+        <w:t xml:space="preserve">The detection panel, 16 independent experts across 11 countries and 5 continents</w:t>
+      </w:r>
+      <w:r>
+        <w:t xml:space="preserve">, each read the full 24-record corpus cold, blind to the reference classification, and returned 384 graded judgments. This paper's result is theirs. </w:t>
+      </w:r>
+      <w:r>
+        <w:rPr>
+          <w:b/>
+        </w:rPr>
+        <w:t xml:space="preserve">The reliability study, 25 raters</w:t>
+      </w:r>
+      <w:r>
+        <w:t xml:space="preserve">, eight expert and seventeen trained, produced the coefficients in Section 6.5 and the per-condition analysis in Appendix B, which exists only because they recorded a judgment on each of the five conditions separately rather than only the overall read. </w:t>
+      </w:r>
+      <w:r>
+        <w:rPr>
+          <w:b/>
+        </w:rPr>
+        <w:t xml:space="preserve">The comparison study, 20 independent experts</w:t>
+      </w:r>
+      <w:r>
+        <w:t xml:space="preserve">, completed the same corpus under the design described in Section 5 without knowing what the comparison was testing; their work is reported in its own paper.</w:t>
+      </w:r>
+    </w:p>
+    <w:p>
+      <w:pPr>
+        <w:spacing w:after="140"/>
+      </w:pPr>
+      <w:r>
+        <w:t xml:space="preserve">All 58 worked unpaid, in a personal capacity, with nothing at stake in the outcome. Programme-level participation figures are recorded in the study repository rather than here, because they are acknowledgment and not results: the detection finding in Section 6 rests on the sixteen panel members and their 384 graded reads and on nothing else.</w:t>
+      </w:r>
+    </w:p>
+    <w:p>
+      <w:pPr>
+        <w:spacing w:after="140"/>
+      </w:pPr>
+      <w:r>
+        <w:t xml:space="preserve">Reviewers are recognised as named contributors with their consent; none is a co-author of this paper. Contributors may withdraw their name at any time; one has, and her judgments remain in the analysis unnamed at her election.</w:t>
       </w:r>
     </w:p>
     <w:p>

--- a/research/Detection_Article_v4_2026-08-16.docx
+++ b/research/Detection_Article_v4_2026-08-16.docx
@@ -1749,7 +1749,7 @@
         <w:spacing w:after="140"/>
       </w:pPr>
       <w:r>
-        <w:t xml:space="preserve">A detection study. An international panel of independent experts judged a balanced corpus of constructed records against a pre-specified reference classification independently reproduced by blinded raters, blind to that classification and to one another's judgments. There is no control arm by design: the panel is measured against a reference classification, not against another group. A separate randomised comparison study, which does have arms, tests a different question, closed on 15 August 2026, and is reported separately.</w:t>
+        <w:t xml:space="preserve">A detection study. An international panel of independent experts judged a balanced corpus of constructed records against a pre-specified reference classification independently reproduced by blinded raters, blind to that classification and to one another's judgments. There is no control arm by design: the panel is measured against a reference classification, not against another group. A separate randomised comparison study, which does have arms, tests a different question, closed on 15 August 2026, and is reported separately. Its participants are credentialed professionals drawn from the same pool and randomised within it, so the two arms differ in the method applied and not in the expertise of the people applying it.</w:t>
       </w:r>
     </w:p>
     <w:p>
@@ -2174,7 +2174,7 @@
         <w:spacing w:after="140"/>
       </w:pPr>
       <w:r>
-        <w:t xml:space="preserve">This study asks whether DRR, as operationalised, can be detected. Whether the five conditions improve on unaided professional judgment is a different question, tested in a separate study with its own participants, recruitment, participant codes, and registration. That study shares this corpus, which is why it is named here rather than left for a reader to discover. It closed on 15 August 2026 and will be reported separately and in full, whatever it shows.</w:t>
+        <w:t xml:space="preserve">This study asks whether DRR, as operationalised, can be detected. Whether the five conditions improve on unaided expert judgment is a different question, tested in a separate study with its own participants, recruitment, participant codes, and registration. Those participants are credentialed professionals of the same standing as the panel reported here, randomised between applying the five conditions and applying a general prompt. They are described as JRS-naive because they had no prior exposure to the method, which is a statement about exposure and not about expertise. That study shares this corpus, which is why it is named here rather than left for a reader to discover. It closed on 15 August 2026 and will be reported separately and in full, whatever it shows.</w:t>
       </w:r>
     </w:p>
     <w:p>
